--- a/Document/PLC/12. SW시험결과서(STR).docx
+++ b/Document/PLC/12. SW시험결과서(STR).docx
@@ -5698,14 +5698,6 @@
             </w:rPr>
             <w:t>8</w:t>
           </w:r>
-        </w:p>
-        <w:p>
-          <w:pPr>
-            <w:spacing w:line="240" w:lineRule="auto"/>
-            <w:rPr>
-              <w:rFonts w:ascii="맑은 고딕" w:eastAsia="맑은 고딕" w:hAnsi="맑은 고딕"/>
-            </w:rPr>
-          </w:pPr>
           <w:r>
             <w:rPr>
               <w:rFonts w:ascii="맑은 고딕" w:eastAsia="맑은 고딕" w:hAnsi="맑은 고딕"/>
@@ -14161,11 +14153,20 @@
     </w:p>
     <w:p>
       <w:pPr>
+        <w:tabs>
+          <w:tab w:val="left" w:pos="1884"/>
+        </w:tabs>
         <w:spacing w:line="240" w:lineRule="auto"/>
         <w:rPr>
           <w:rFonts w:ascii="맑은 고딕" w:eastAsia="맑은 고딕" w:hAnsi="맑은 고딕" w:cs="맑은 고딕"/>
         </w:rPr>
       </w:pPr>
+      <w:r>
+        <w:rPr>
+          <w:rFonts w:ascii="맑은 고딕" w:eastAsia="맑은 고딕" w:hAnsi="맑은 고딕" w:cs="맑은 고딕"/>
+        </w:rPr>
+        <w:tab/>
+      </w:r>
     </w:p>
     <w:p>
       <w:pPr>
@@ -23470,7 +23471,7 @@
             <w:pPr>
               <w:jc w:val="center"/>
               <w:rPr>
-                <w:rFonts w:ascii="맑은 고딕" w:eastAsia="맑은 고딕" w:hAnsi="맑은 고딕" w:hint="eastAsia"/>
+                <w:rFonts w:ascii="맑은 고딕" w:eastAsia="맑은 고딕" w:hAnsi="맑은 고딕"/>
               </w:rPr>
             </w:pPr>
             <w:r>
